--- a/nep/docx/015.content.docx
+++ b/nep/docx/015.content.docx
@@ -254,7 +254,6 @@
       </w:r>
       <w:r>
         <w:rPr>
-          <w:b/>
           <w:lang w:val="ne_NP" w:bidi="ne_NP"/>
         </w:rPr>
         <w:t>चेलाहरू</w:t>
@@ -265,18 +264,12 @@
         </w:rPr>
         <w:t xml:space="preserve"> प्राय: डुङ्गामा चढेर </w:t>
       </w:r>
-      <w:hyperlink r:id="rId13">
-        <w:r>
-          <w:rPr>
-            <w:lang w:val="ne_NP" w:bidi="ne_NP"/>
-          </w:rPr>
-          <w:rPr>
-            <w:color w:val="0000EE"/>
-            <w:u w:val="single"/>
-          </w:rPr>
-          <w:t>गालीलको समुद्र</w:t>
-        </w:r>
-      </w:hyperlink>
+      <w:r>
+        <w:rPr>
+          <w:lang w:val="ne_NP" w:bidi="ne_NP"/>
+        </w:rPr>
+        <w:t>गालीलको समुद्र</w:t>
+      </w:r>
       <w:r>
         <w:rPr>
           <w:lang w:val="ne_NP" w:bidi="ne_NP"/>
@@ -311,18 +304,12 @@
         </w:rPr>
         <w:t xml:space="preserve">डुङ्गामा एउटा सानो, चल्ने, काठको टुक्रा जोडिएको हुन्छ जसलाई पतवार भनिन्छ। यसले मानिसहरूलाई आफुले चाहेको दिशामा डुङ्गालाई लैजान अनुमति दिन्छ। </w:t>
       </w:r>
-      <w:hyperlink r:id="rId14">
-        <w:r>
-          <w:rPr>
-            <w:lang w:val="ne_NP" w:bidi="ne_NP"/>
-          </w:rPr>
-          <w:rPr>
-            <w:color w:val="0000EE"/>
-            <w:u w:val="single"/>
-          </w:rPr>
-          <w:t>याकूबले</w:t>
-        </w:r>
-      </w:hyperlink>
+      <w:r>
+        <w:rPr>
+          <w:lang w:val="ne_NP" w:bidi="ne_NP"/>
+        </w:rPr>
+        <w:t>याकूबले</w:t>
+      </w:r>
       <w:r>
         <w:rPr>
           <w:lang w:val="ne_NP" w:bidi="ne_NP"/>
@@ -398,36 +385,24 @@
         </w:rPr>
         <w:t xml:space="preserve"> शाब्दिक अर्थ "१० शहरहरू" हो। यो शब्दले </w:t>
       </w:r>
-      <w:hyperlink r:id="rId13">
-        <w:r>
-          <w:rPr>
-            <w:lang w:val="ne_NP" w:bidi="ne_NP"/>
-          </w:rPr>
-          <w:rPr>
-            <w:color w:val="0000EE"/>
-            <w:u w:val="single"/>
-          </w:rPr>
-          <w:t>गालीलको समुद्र</w:t>
-        </w:r>
-      </w:hyperlink>
+      <w:r>
+        <w:rPr>
+          <w:lang w:val="ne_NP" w:bidi="ne_NP"/>
+        </w:rPr>
+        <w:t>गालीलको समुद्र</w:t>
+      </w:r>
       <w:r>
         <w:rPr>
           <w:lang w:val="ne_NP" w:bidi="ne_NP"/>
         </w:rPr>
         <w:t xml:space="preserve"> र </w:t>
       </w:r>
-      <w:hyperlink r:id="rId15">
-        <w:r>
-          <w:rPr>
-            <w:lang w:val="ne_NP" w:bidi="ne_NP"/>
-          </w:rPr>
-          <w:rPr>
-            <w:color w:val="0000EE"/>
-            <w:u w:val="single"/>
-          </w:rPr>
-          <w:t>यर्दन नदीको</w:t>
-        </w:r>
-      </w:hyperlink>
+      <w:r>
+        <w:rPr>
+          <w:lang w:val="ne_NP" w:bidi="ne_NP"/>
+        </w:rPr>
+        <w:t>यर्दन नदीको</w:t>
+      </w:r>
       <w:r>
         <w:rPr>
           <w:lang w:val="ne_NP" w:bidi="ne_NP"/>
@@ -436,7 +411,6 @@
       </w:r>
       <w:r>
         <w:rPr>
-          <w:b/>
           <w:lang w:val="ne_NP" w:bidi="ne_NP"/>
         </w:rPr>
         <w:t>यहूदी</w:t>
@@ -502,18 +476,12 @@
         </w:rPr>
         <w:t xml:space="preserve"> लगभग एक दिनको ज्याला बराबरको हो। येशूको समयमा मानिसहरूले सामान्यतया चाँदीको रोमी सिक्का </w:t>
       </w:r>
-      <w:hyperlink r:id="rId16">
-        <w:r>
-          <w:rPr>
-            <w:lang w:val="ne_NP" w:bidi="ne_NP"/>
-          </w:rPr>
-          <w:rPr>
-            <w:color w:val="0000EE"/>
-            <w:u w:val="single"/>
-          </w:rPr>
-          <w:t>दिनार</w:t>
-        </w:r>
-      </w:hyperlink>
+      <w:r>
+        <w:rPr>
+          <w:lang w:val="ne_NP" w:bidi="ne_NP"/>
+        </w:rPr>
+        <w:t>दिनार</w:t>
+      </w:r>
       <w:r>
         <w:rPr>
           <w:lang w:val="ne_NP" w:bidi="ne_NP"/>
